--- a/templates/giay_de_nghi.docx
+++ b/templates/giay_de_nghi.docx
@@ -36,34 +36,12 @@
               <w:rPr>
                 <w:rFonts w:ascii="Times New Roman" w:hAnsi="Times New Roman" w:cs="Times New Roman"/>
                 <w:b/>
-                <w:spacing w:val="-4"/>
-                <w:w w:val="105"/>
-                <w:sz w:val="26"/>
-                <w:szCs w:val="26"/>
-              </w:rPr>
-            </w:pPr>
-            <w:r>
-              <w:rPr>
-                <w:rFonts w:ascii="Times New Roman" w:hAnsi="Times New Roman" w:cs="Times New Roman"/>
-                <w:b/>
                 <w:spacing w:val="-2"/>
                 <w:w w:val="105"/>
                 <w:sz w:val="26"/>
                 <w:szCs w:val="26"/>
               </w:rPr>
-              <w:t>HỢP</w:t>
-            </w:r>
-            <w:r>
-              <w:rPr>
-                <w:rFonts w:ascii="Times New Roman" w:hAnsi="Times New Roman" w:cs="Times New Roman"/>
-                <w:b/>
-                <w:spacing w:val="-18"/>
-                <w:w w:val="105"/>
-                <w:sz w:val="26"/>
-                <w:szCs w:val="26"/>
-              </w:rPr>
-              <w:t xml:space="preserve"> </w:t>
-            </w:r>
+            </w:pPr>
             <w:r>
               <w:rPr>
                 <w:rFonts w:ascii="Times New Roman" w:hAnsi="Times New Roman" w:cs="Times New Roman"/>
@@ -73,73 +51,7 @@
                 <w:sz w:val="26"/>
                 <w:szCs w:val="26"/>
               </w:rPr>
-              <w:t>TÁC</w:t>
-            </w:r>
-            <w:r>
-              <w:rPr>
-                <w:rFonts w:ascii="Times New Roman" w:hAnsi="Times New Roman" w:cs="Times New Roman"/>
-                <w:b/>
-                <w:spacing w:val="-10"/>
-                <w:w w:val="105"/>
-                <w:sz w:val="26"/>
-                <w:szCs w:val="26"/>
-              </w:rPr>
-              <w:t xml:space="preserve"> </w:t>
-            </w:r>
-            <w:r>
-              <w:rPr>
-                <w:rFonts w:ascii="Times New Roman" w:hAnsi="Times New Roman" w:cs="Times New Roman"/>
-                <w:b/>
-                <w:spacing w:val="-2"/>
-                <w:w w:val="105"/>
-                <w:sz w:val="26"/>
-                <w:szCs w:val="26"/>
-              </w:rPr>
-              <w:t>XÃ</w:t>
-            </w:r>
-            <w:r>
-              <w:rPr>
-                <w:rFonts w:ascii="Times New Roman" w:hAnsi="Times New Roman" w:cs="Times New Roman"/>
-                <w:b/>
-                <w:spacing w:val="-7"/>
-                <w:w w:val="105"/>
-                <w:sz w:val="26"/>
-                <w:szCs w:val="26"/>
-              </w:rPr>
-              <w:t xml:space="preserve"> </w:t>
-            </w:r>
-            <w:r>
-              <w:rPr>
-                <w:rFonts w:ascii="Times New Roman" w:hAnsi="Times New Roman" w:cs="Times New Roman"/>
-                <w:b/>
-                <w:spacing w:val="-2"/>
-                <w:w w:val="105"/>
-                <w:sz w:val="26"/>
-                <w:szCs w:val="26"/>
-              </w:rPr>
-              <w:t>LÂM</w:t>
-            </w:r>
-            <w:r>
-              <w:rPr>
-                <w:rFonts w:ascii="Times New Roman" w:hAnsi="Times New Roman" w:cs="Times New Roman"/>
-                <w:b/>
-                <w:spacing w:val="-7"/>
-                <w:w w:val="105"/>
-                <w:sz w:val="26"/>
-                <w:szCs w:val="26"/>
-              </w:rPr>
-              <w:t xml:space="preserve"> </w:t>
-            </w:r>
-            <w:r>
-              <w:rPr>
-                <w:rFonts w:ascii="Times New Roman" w:hAnsi="Times New Roman" w:cs="Times New Roman"/>
-                <w:b/>
-                <w:spacing w:val="-4"/>
-                <w:w w:val="105"/>
-                <w:sz w:val="26"/>
-                <w:szCs w:val="26"/>
-              </w:rPr>
-              <w:t>MINH</w:t>
+              <w:t>{{tenDonViHTX}}</w:t>
             </w:r>
           </w:p>
           <w:p>
@@ -802,7 +714,7 @@
           <w:sz w:val="26"/>
           <w:szCs w:val="26"/>
         </w:rPr>
-        <w:t xml:space="preserve">HỢP TÁC XÃ LÂM MINH       </w:t>
+        <w:t>{{tenDonViHTX}}</w:t>
       </w:r>
     </w:p>
     <w:p>
@@ -865,7 +777,7 @@
           <w:sz w:val="26"/>
           <w:szCs w:val="26"/>
         </w:rPr>
-        <w:t>Số 7A/114, Thành Thái, Phường Diên Hồng, Thành phố Hồ Chí Minh, Việt Nam.</w:t>
+        <w:t>{{diaChiDonViHTX}}</w:t>
       </w:r>
     </w:p>
     <w:p>
@@ -962,7 +874,7 @@
           <w:sz w:val="26"/>
           <w:szCs w:val="26"/>
         </w:rPr>
-        <w:t>0886023434</w:t>
+        <w:t>{{sdtDonViHTX}}</w:t>
       </w:r>
     </w:p>
     <w:p>
@@ -988,13 +900,6 @@
           <w:szCs w:val="26"/>
         </w:rPr>
         <w:tab/>
-      </w:r>
-      <w:r>
-        <w:rPr>
-          <w:rFonts w:ascii="Times New Roman" w:hAnsi="Times New Roman" w:cs="Times New Roman"/>
-          <w:sz w:val="26"/>
-          <w:szCs w:val="26"/>
-        </w:rPr>
         <w:t xml:space="preserve">Số lượng phù hiệu nộp lại:  </w:t>
       </w:r>
     </w:p>
@@ -1062,13 +967,6 @@
           <w:szCs w:val="26"/>
         </w:rPr>
         <w:tab/>
-      </w:r>
-      <w:r>
-        <w:rPr>
-          <w:rFonts w:ascii="Times New Roman" w:hAnsi="Times New Roman" w:cs="Times New Roman"/>
-          <w:sz w:val="26"/>
-          <w:szCs w:val="26"/>
-        </w:rPr>
         <w:t>Danh sách xe đề nghị cấp phù hiệu như sau:</w:t>
       </w:r>
     </w:p>
@@ -1950,7 +1848,7 @@
                 <w:sz w:val="26"/>
                 <w:szCs w:val="26"/>
               </w:rPr>
-              <w:t>NGUYỄN THÚY DIỄM</w:t>
+              <w:t>{{nguoiDaiDienDonViHTX}}</w:t>
             </w:r>
           </w:p>
         </w:tc>

--- a/templates/giay_de_nghi.docx
+++ b/templates/giay_de_nghi.docx
@@ -18,8 +18,8 @@
         <w:tblLook w:val="04A0" w:firstRow="1" w:lastRow="0" w:firstColumn="1" w:lastColumn="0" w:noHBand="0" w:noVBand="1"/>
       </w:tblPr>
       <w:tblGrid>
-        <w:gridCol w:w="3908"/>
-        <w:gridCol w:w="5874"/>
+        <w:gridCol w:w="5837"/>
+        <w:gridCol w:w="3945"/>
       </w:tblGrid>
       <w:tr>
         <w:trPr>
@@ -107,7 +107,31 @@
                 <w:sz w:val="26"/>
                 <w:szCs w:val="26"/>
               </w:rPr>
-              <w:t>Số:  {{maSoHopDong}}/CPH/HTXLM</w:t>
+              <w:t>Số:  {{maSoHopDong}}/CPH/</w:t>
+            </w:r>
+            <w:r>
+              <w:rPr>
+                <w:rFonts w:ascii="Times New Roman" w:hAnsi="Times New Roman" w:cs="Times New Roman"/>
+                <w:sz w:val="26"/>
+                <w:szCs w:val="26"/>
+              </w:rPr>
+              <w:t>{{</w:t>
+            </w:r>
+            <w:r>
+              <w:rPr>
+                <w:rFonts w:ascii="Times New Roman" w:hAnsi="Times New Roman" w:cs="Times New Roman"/>
+                <w:sz w:val="26"/>
+                <w:szCs w:val="26"/>
+              </w:rPr>
+              <w:t>tenVietTatDonViHTX</w:t>
+            </w:r>
+            <w:r>
+              <w:rPr>
+                <w:rFonts w:ascii="Times New Roman" w:hAnsi="Times New Roman" w:cs="Times New Roman"/>
+                <w:sz w:val="26"/>
+                <w:szCs w:val="26"/>
+              </w:rPr>
+              <w:t>}}</w:t>
             </w:r>
           </w:p>
         </w:tc>

--- a/templates/giay_de_nghi.docx
+++ b/templates/giay_de_nghi.docx
@@ -469,7 +469,34 @@
                 <w:sz w:val="26"/>
                 <w:szCs w:val="26"/>
               </w:rPr>
-              <w:t>TP HCM, Ngày {{</w:t>
+              <w:t>{{</w:t>
+            </w:r>
+            <w:r>
+              <w:rPr>
+                <w:rFonts w:ascii="Times New Roman" w:hAnsi="Times New Roman" w:cs="Times New Roman"/>
+                <w:i/>
+                <w:sz w:val="26"/>
+                <w:szCs w:val="26"/>
+              </w:rPr>
+              <w:t>tinhThanh</w:t>
+            </w:r>
+            <w:r>
+              <w:rPr>
+                <w:rFonts w:ascii="Times New Roman" w:hAnsi="Times New Roman" w:cs="Times New Roman"/>
+                <w:i/>
+                <w:sz w:val="26"/>
+                <w:szCs w:val="26"/>
+              </w:rPr>
+              <w:t>}}Ư</w:t>
+            </w:r>
+            <w:r>
+              <w:rPr>
+                <w:rFonts w:ascii="Times New Roman" w:hAnsi="Times New Roman" w:cs="Times New Roman"/>
+                <w:i/>
+                <w:sz w:val="26"/>
+                <w:szCs w:val="26"/>
+              </w:rPr>
+              <w:t>, Ngày {{</w:t>
             </w:r>
             <w:r>
               <w:rPr>
@@ -1872,7 +1899,27 @@
                 <w:sz w:val="26"/>
                 <w:szCs w:val="26"/>
               </w:rPr>
-              <w:t>{{nguoiDaiDienDonViHTX}}</w:t>
+              <w:t>{{</w:t>
+            </w:r>
+            <w:r>
+              <w:rPr>
+                <w:rFonts w:ascii="Times New Roman" w:hAnsi="Times New Roman" w:cs="Times New Roman"/>
+                <w:b/>
+                <w:bCs/>
+                <w:sz w:val="26"/>
+                <w:szCs w:val="26"/>
+              </w:rPr>
+              <w:t>nguoiDaiDienKyTen</w:t>
+            </w:r>
+            <w:r>
+              <w:rPr>
+                <w:rFonts w:ascii="Times New Roman" w:hAnsi="Times New Roman" w:cs="Times New Roman"/>
+                <w:b/>
+                <w:bCs/>
+                <w:sz w:val="26"/>
+                <w:szCs w:val="26"/>
+              </w:rPr>
+              <w:t>}}</w:t>
             </w:r>
           </w:p>
         </w:tc>
